--- a/各页面关系.docx
+++ b/各页面关系.docx
@@ -24,284 +24,282 @@
       <w:pPr>
         <w:ind w:firstLine="640" w:firstLineChars="200"/>
         <w:rPr>
-          <w:rFonts w:hint="eastAsia" w:ascii="仿宋_GB2312" w:hAnsi="仿宋_GB2312" w:eastAsia="仿宋_GB2312" w:cs="仿宋_GB2312"/>
-          <w:sz w:val="32"/>
-          <w:szCs w:val="32"/>
-          <w:lang w:val="en-US" w:eastAsia="zh-CN"/>
-        </w:rPr>
-      </w:pPr>
-      <w:r>
-        <w:rPr>
-          <w:rFonts w:hint="eastAsia" w:ascii="仿宋_GB2312" w:hAnsi="仿宋_GB2312" w:eastAsia="仿宋_GB2312" w:cs="仿宋_GB2312"/>
-          <w:sz w:val="32"/>
-          <w:szCs w:val="32"/>
-          <w:lang w:val="en-US" w:eastAsia="zh-CN"/>
-        </w:rPr>
-        <w:t>目前部分</w:t>
-      </w:r>
+          <w:rFonts w:hint="default"/>
+          <w:lang w:val="en-US" w:eastAsia="zh-CN"/>
+        </w:rPr>
+      </w:pPr>
+      <w:r>
+        <w:rPr>
+          <w:rFonts w:hint="eastAsia" w:ascii="仿宋_GB2312" w:hAnsi="仿宋_GB2312" w:eastAsia="仿宋_GB2312" w:cs="仿宋_GB2312"/>
+          <w:sz w:val="32"/>
+          <w:szCs w:val="32"/>
+          <w:lang w:val="en-US" w:eastAsia="zh-CN"/>
+        </w:rPr>
+        <w:t>目前部分页面内容关系:</w:t>
+      </w:r>
+    </w:p>
+    <w:p>
+      <w:pPr>
+        <w:ind w:firstLine="640" w:firstLineChars="200"/>
+        <w:rPr>
+          <w:rFonts w:hint="default" w:ascii="仿宋_GB2312" w:hAnsi="仿宋_GB2312" w:eastAsia="仿宋_GB2312" w:cs="仿宋_GB2312"/>
+          <w:sz w:val="32"/>
+          <w:szCs w:val="32"/>
+          <w:lang w:val="en-US" w:eastAsia="zh-CN"/>
+        </w:rPr>
+      </w:pPr>
+      <w:r>
+        <w:rPr>
+          <w:rFonts w:hint="eastAsia" w:ascii="仿宋_GB2312" w:hAnsi="仿宋_GB2312" w:eastAsia="仿宋_GB2312" w:cs="仿宋_GB2312"/>
+          <w:sz w:val="32"/>
+          <w:szCs w:val="32"/>
+          <w:lang w:val="en-US" w:eastAsia="zh-CN"/>
+        </w:rPr>
+        <w:t>1.经济责任审计通知书中的名称及落款（印发机关）均为中共科右前旗委审计委员会办公室 科右前旗审计局  自动生成。</w:t>
+      </w:r>
+    </w:p>
+    <w:p>
+      <w:pPr>
+        <w:ind w:firstLine="640" w:firstLineChars="200"/>
+        <w:rPr>
+          <w:rFonts w:hint="eastAsia" w:ascii="仿宋_GB2312" w:hAnsi="仿宋_GB2312" w:eastAsia="仿宋_GB2312" w:cs="仿宋_GB2312"/>
+          <w:sz w:val="32"/>
+          <w:szCs w:val="32"/>
+          <w:lang w:val="en-US" w:eastAsia="zh-CN"/>
+        </w:rPr>
+      </w:pPr>
+      <w:r>
+        <w:rPr>
+          <w:rFonts w:hint="eastAsia" w:ascii="仿宋_GB2312" w:hAnsi="仿宋_GB2312" w:eastAsia="仿宋_GB2312" w:cs="仿宋_GB2312"/>
+          <w:sz w:val="32"/>
+          <w:szCs w:val="32"/>
+          <w:lang w:val="en-US" w:eastAsia="zh-CN"/>
+        </w:rPr>
+        <w:t>2.审计通知书送达回证:文书名称和文书编号均由审计通知书自动导入</w:t>
+      </w:r>
+    </w:p>
+    <w:p>
+      <w:pPr>
+        <w:ind w:firstLine="640" w:firstLineChars="200"/>
+        <w:rPr>
+          <w:rFonts w:hint="eastAsia" w:ascii="仿宋_GB2312" w:hAnsi="仿宋_GB2312" w:eastAsia="仿宋_GB2312" w:cs="仿宋_GB2312"/>
+          <w:sz w:val="32"/>
+          <w:szCs w:val="32"/>
+          <w:lang w:val="en-US" w:eastAsia="zh-CN"/>
+        </w:rPr>
+      </w:pPr>
+      <w:r>
+        <w:rPr>
+          <w:rFonts w:hint="eastAsia" w:ascii="仿宋_GB2312" w:hAnsi="仿宋_GB2312" w:eastAsia="仿宋_GB2312" w:cs="仿宋_GB2312"/>
+          <w:sz w:val="32"/>
+          <w:szCs w:val="32"/>
+          <w:lang w:val="en-US" w:eastAsia="zh-CN"/>
+        </w:rPr>
+        <w:t>3.审计通知书附件(八不准)直接导入模版</w:t>
+      </w:r>
+    </w:p>
+    <w:p>
+      <w:pPr>
+        <w:ind w:firstLine="640" w:firstLineChars="200"/>
+        <w:rPr>
+          <w:rFonts w:hint="eastAsia" w:ascii="仿宋_GB2312" w:hAnsi="仿宋_GB2312" w:eastAsia="仿宋_GB2312" w:cs="仿宋_GB2312"/>
+          <w:sz w:val="32"/>
+          <w:szCs w:val="32"/>
+          <w:lang w:val="en-US" w:eastAsia="zh-CN"/>
+        </w:rPr>
+      </w:pPr>
+      <w:r>
+        <w:rPr>
+          <w:rFonts w:hint="eastAsia" w:ascii="仿宋_GB2312" w:hAnsi="仿宋_GB2312" w:eastAsia="仿宋_GB2312" w:cs="仿宋_GB2312"/>
+          <w:sz w:val="32"/>
+          <w:szCs w:val="32"/>
+          <w:lang w:val="en-US" w:eastAsia="zh-CN"/>
+        </w:rPr>
+        <w:t>4.经责审计公示在“公示内容”中直接导入模版</w:t>
+      </w:r>
+    </w:p>
+    <w:p>
+      <w:pPr>
+        <w:ind w:firstLine="640" w:firstLineChars="200"/>
+        <w:rPr>
+          <w:rFonts w:hint="eastAsia" w:ascii="仿宋_GB2312" w:hAnsi="仿宋_GB2312" w:eastAsia="仿宋_GB2312" w:cs="仿宋_GB2312"/>
+          <w:sz w:val="32"/>
+          <w:szCs w:val="32"/>
+          <w:lang w:val="en-US" w:eastAsia="zh-CN"/>
+        </w:rPr>
+      </w:pPr>
+      <w:r>
+        <w:rPr>
+          <w:rFonts w:hint="eastAsia" w:ascii="仿宋_GB2312" w:hAnsi="仿宋_GB2312" w:eastAsia="仿宋_GB2312" w:cs="仿宋_GB2312"/>
+          <w:sz w:val="32"/>
+          <w:szCs w:val="32"/>
+          <w:lang w:val="en-US" w:eastAsia="zh-CN"/>
+        </w:rPr>
+        <w:t>5.承诺书页在“承诺内容”中直接导入模版</w:t>
+      </w:r>
+    </w:p>
+    <w:p>
+      <w:pPr>
+        <w:ind w:firstLine="640" w:firstLineChars="200"/>
+        <w:rPr>
+          <w:rFonts w:hint="eastAsia" w:ascii="仿宋_GB2312" w:hAnsi="仿宋_GB2312" w:eastAsia="仿宋_GB2312" w:cs="仿宋_GB2312"/>
+          <w:sz w:val="32"/>
+          <w:szCs w:val="32"/>
+          <w:lang w:val="en-US" w:eastAsia="zh-CN"/>
+        </w:rPr>
+      </w:pPr>
+      <w:r>
+        <w:rPr>
+          <w:rFonts w:hint="eastAsia" w:ascii="仿宋_GB2312" w:hAnsi="仿宋_GB2312" w:eastAsia="仿宋_GB2312" w:cs="仿宋_GB2312"/>
+          <w:sz w:val="32"/>
+          <w:szCs w:val="32"/>
+          <w:lang w:val="en-US" w:eastAsia="zh-CN"/>
+        </w:rPr>
+        <w:t>6.调查记录在填完各项内容后自动生成模版表格</w:t>
+      </w:r>
+    </w:p>
+    <w:p>
+      <w:pPr>
+        <w:ind w:firstLine="640" w:firstLineChars="200"/>
+        <w:rPr>
+          <w:rFonts w:hint="eastAsia" w:ascii="仿宋_GB2312" w:hAnsi="仿宋_GB2312" w:eastAsia="仿宋_GB2312" w:cs="仿宋_GB2312"/>
+          <w:sz w:val="32"/>
+          <w:szCs w:val="32"/>
+          <w:lang w:val="en-US" w:eastAsia="zh-CN"/>
+        </w:rPr>
+      </w:pPr>
+      <w:r>
+        <w:rPr>
+          <w:rFonts w:hint="eastAsia" w:ascii="仿宋_GB2312" w:hAnsi="仿宋_GB2312" w:eastAsia="仿宋_GB2312" w:cs="仿宋_GB2312"/>
+          <w:sz w:val="32"/>
+          <w:szCs w:val="32"/>
+          <w:lang w:val="en-US" w:eastAsia="zh-CN"/>
+        </w:rPr>
+        <w:t>7.实施方案页面:项目名称、组长、组员、开始日期从审计通知书对应导入生成。</w:t>
+      </w:r>
+    </w:p>
+    <w:p>
+      <w:pPr>
+        <w:ind w:firstLine="640" w:firstLineChars="200"/>
+        <w:rPr>
+          <w:rFonts w:hint="eastAsia" w:ascii="仿宋_GB2312" w:hAnsi="仿宋_GB2312" w:eastAsia="仿宋_GB2312" w:cs="仿宋_GB2312"/>
+          <w:sz w:val="32"/>
+          <w:szCs w:val="32"/>
+          <w:lang w:val="en-US" w:eastAsia="zh-CN"/>
+        </w:rPr>
+      </w:pPr>
+      <w:r>
+        <w:rPr>
+          <w:rFonts w:hint="eastAsia" w:ascii="仿宋_GB2312" w:hAnsi="仿宋_GB2312" w:eastAsia="仿宋_GB2312" w:cs="仿宋_GB2312"/>
+          <w:sz w:val="32"/>
+          <w:szCs w:val="32"/>
+          <w:lang w:val="en-US" w:eastAsia="zh-CN"/>
+        </w:rPr>
+        <w:t>8.任务清单页面:从审计方案里的审计内容导入</w:t>
+      </w:r>
+    </w:p>
+    <w:p>
+      <w:pPr>
+        <w:ind w:firstLine="640" w:firstLineChars="200"/>
+        <w:rPr>
+          <w:rFonts w:hint="eastAsia" w:ascii="仿宋_GB2312" w:hAnsi="仿宋_GB2312" w:eastAsia="仿宋_GB2312" w:cs="仿宋_GB2312"/>
+          <w:sz w:val="32"/>
+          <w:szCs w:val="32"/>
+          <w:lang w:val="en-US" w:eastAsia="zh-CN"/>
+        </w:rPr>
+      </w:pPr>
+      <w:r>
+        <w:rPr>
+          <w:rFonts w:hint="eastAsia" w:ascii="仿宋_GB2312" w:hAnsi="仿宋_GB2312" w:eastAsia="仿宋_GB2312" w:cs="仿宋_GB2312"/>
+          <w:sz w:val="32"/>
+          <w:szCs w:val="32"/>
+          <w:lang w:val="en-US" w:eastAsia="zh-CN"/>
+        </w:rPr>
+        <w:t>9.谈话记录:直接生成模版</w:t>
+      </w:r>
+    </w:p>
+    <w:p>
+      <w:pPr>
+        <w:ind w:firstLine="640" w:firstLineChars="200"/>
+        <w:rPr>
+          <w:rFonts w:hint="eastAsia" w:ascii="仿宋_GB2312" w:hAnsi="仿宋_GB2312" w:eastAsia="仿宋_GB2312" w:cs="仿宋_GB2312"/>
+          <w:sz w:val="32"/>
+          <w:szCs w:val="32"/>
+          <w:lang w:val="en-US" w:eastAsia="zh-CN"/>
+        </w:rPr>
+      </w:pPr>
+      <w:r>
+        <w:rPr>
+          <w:rFonts w:hint="eastAsia" w:ascii="仿宋_GB2312" w:hAnsi="仿宋_GB2312" w:eastAsia="仿宋_GB2312" w:cs="仿宋_GB2312"/>
+          <w:sz w:val="32"/>
+          <w:szCs w:val="32"/>
+          <w:lang w:val="en-US" w:eastAsia="zh-CN"/>
+        </w:rPr>
+        <w:t>10.取证单中项目名称从审计通知书中导入</w:t>
+      </w:r>
+    </w:p>
+    <w:p>
+      <w:pPr>
+        <w:ind w:firstLine="640" w:firstLineChars="200"/>
+        <w:rPr>
+          <w:rFonts w:hint="default" w:ascii="仿宋_GB2312" w:hAnsi="仿宋_GB2312" w:eastAsia="仿宋_GB2312" w:cs="仿宋_GB2312"/>
+          <w:sz w:val="32"/>
+          <w:szCs w:val="32"/>
+          <w:lang w:val="en-US" w:eastAsia="zh-CN"/>
+        </w:rPr>
+      </w:pPr>
+      <w:r>
+        <w:rPr>
+          <w:rFonts w:hint="eastAsia" w:ascii="仿宋_GB2312" w:hAnsi="仿宋_GB2312" w:eastAsia="仿宋_GB2312" w:cs="仿宋_GB2312"/>
+          <w:sz w:val="32"/>
+          <w:szCs w:val="32"/>
+          <w:lang w:val="en-US" w:eastAsia="zh-CN"/>
+        </w:rPr>
+        <w:t>11.审计底稿的内容从取证单中导入</w:t>
+      </w:r>
+    </w:p>
+    <w:p>
+      <w:pPr>
+        <w:pStyle w:val="3"/>
+        <w:ind w:left="0" w:leftChars="0" w:firstLine="0" w:firstLineChars="0"/>
+        <w:rPr>
+          <w:rFonts w:hint="default" w:ascii="仿宋_GB2312" w:hAnsi="仿宋_GB2312" w:eastAsia="仿宋_GB2312" w:cs="仿宋_GB2312"/>
+          <w:kern w:val="2"/>
+          <w:sz w:val="32"/>
+          <w:szCs w:val="32"/>
+          <w:lang w:val="en-US" w:eastAsia="zh-CN" w:bidi="ar-SA"/>
+        </w:rPr>
+      </w:pPr>
+    </w:p>
+    <w:p>
+      <w:pPr>
+        <w:rPr>
+          <w:rFonts w:hint="eastAsia"/>
+          <w:lang w:val="en-US" w:eastAsia="zh-CN"/>
+        </w:rPr>
+      </w:pPr>
+    </w:p>
+    <w:p>
+      <w:pPr>
+        <w:ind w:firstLine="640" w:firstLineChars="200"/>
+        <w:rPr>
+          <w:rFonts w:hint="default" w:ascii="仿宋_GB2312" w:hAnsi="仿宋_GB2312" w:eastAsia="仿宋_GB2312" w:cs="仿宋_GB2312"/>
+          <w:kern w:val="2"/>
+          <w:sz w:val="32"/>
+          <w:szCs w:val="32"/>
+          <w:lang w:val="en-US" w:eastAsia="zh-CN" w:bidi="ar-SA"/>
+        </w:rPr>
+      </w:pPr>
+    </w:p>
+    <w:p>
+      <w:pPr>
+        <w:rPr>
+          <w:rFonts w:hint="default"/>
+          <w:lang w:val="en-US" w:eastAsia="zh-CN"/>
+        </w:rPr>
+      </w:pPr>
       <w:bookmarkStart w:id="0" w:name="_GoBack"/>
       <w:bookmarkEnd w:id="0"/>
-      <w:r>
-        <w:rPr>
-          <w:rFonts w:hint="eastAsia" w:ascii="仿宋_GB2312" w:hAnsi="仿宋_GB2312" w:eastAsia="仿宋_GB2312" w:cs="仿宋_GB2312"/>
-          <w:sz w:val="32"/>
-          <w:szCs w:val="32"/>
-          <w:lang w:val="en-US" w:eastAsia="zh-CN"/>
-        </w:rPr>
-        <w:t>页面内容关系:</w:t>
-      </w:r>
-    </w:p>
-    <w:p>
-      <w:pPr>
-        <w:ind w:firstLine="640" w:firstLineChars="200"/>
-        <w:rPr>
-          <w:rFonts w:hint="default" w:ascii="仿宋_GB2312" w:hAnsi="仿宋_GB2312" w:eastAsia="仿宋_GB2312" w:cs="仿宋_GB2312"/>
-          <w:sz w:val="32"/>
-          <w:szCs w:val="32"/>
-          <w:lang w:val="en-US" w:eastAsia="zh-CN"/>
-        </w:rPr>
-      </w:pPr>
-      <w:r>
-        <w:rPr>
-          <w:rFonts w:hint="eastAsia" w:ascii="仿宋_GB2312" w:hAnsi="仿宋_GB2312" w:eastAsia="仿宋_GB2312" w:cs="仿宋_GB2312"/>
-          <w:sz w:val="32"/>
-          <w:szCs w:val="32"/>
-          <w:lang w:val="en-US" w:eastAsia="zh-CN"/>
-        </w:rPr>
-        <w:t>1.经济责任审计通知书中的名称及落款（印发机关）均为中共科右前旗委审计委员会办公室 科右前旗审计局  自动生成。</w:t>
-      </w:r>
-    </w:p>
-    <w:p>
-      <w:pPr>
-        <w:ind w:firstLine="640" w:firstLineChars="200"/>
-        <w:rPr>
-          <w:rFonts w:hint="eastAsia" w:ascii="仿宋_GB2312" w:hAnsi="仿宋_GB2312" w:eastAsia="仿宋_GB2312" w:cs="仿宋_GB2312"/>
-          <w:sz w:val="32"/>
-          <w:szCs w:val="32"/>
-          <w:lang w:val="en-US" w:eastAsia="zh-CN"/>
-        </w:rPr>
-      </w:pPr>
-      <w:r>
-        <w:rPr>
-          <w:rFonts w:hint="eastAsia" w:ascii="仿宋_GB2312" w:hAnsi="仿宋_GB2312" w:eastAsia="仿宋_GB2312" w:cs="仿宋_GB2312"/>
-          <w:sz w:val="32"/>
-          <w:szCs w:val="32"/>
-          <w:lang w:val="en-US" w:eastAsia="zh-CN"/>
-        </w:rPr>
-        <w:t>2.审计通知书送达回证:文书名称和文书编号均由审计通知书自动导入</w:t>
-      </w:r>
-    </w:p>
-    <w:p>
-      <w:pPr>
-        <w:ind w:firstLine="640" w:firstLineChars="200"/>
-        <w:rPr>
-          <w:rFonts w:hint="eastAsia" w:ascii="仿宋_GB2312" w:hAnsi="仿宋_GB2312" w:eastAsia="仿宋_GB2312" w:cs="仿宋_GB2312"/>
-          <w:sz w:val="32"/>
-          <w:szCs w:val="32"/>
-          <w:lang w:val="en-US" w:eastAsia="zh-CN"/>
-        </w:rPr>
-      </w:pPr>
-      <w:r>
-        <w:rPr>
-          <w:rFonts w:hint="eastAsia" w:ascii="仿宋_GB2312" w:hAnsi="仿宋_GB2312" w:eastAsia="仿宋_GB2312" w:cs="仿宋_GB2312"/>
-          <w:sz w:val="32"/>
-          <w:szCs w:val="32"/>
-          <w:lang w:val="en-US" w:eastAsia="zh-CN"/>
-        </w:rPr>
-        <w:t>3.审计通知书附件(八不准)直接导入模版</w:t>
-      </w:r>
-    </w:p>
-    <w:p>
-      <w:pPr>
-        <w:ind w:firstLine="640" w:firstLineChars="200"/>
-        <w:rPr>
-          <w:rFonts w:hint="eastAsia" w:ascii="仿宋_GB2312" w:hAnsi="仿宋_GB2312" w:eastAsia="仿宋_GB2312" w:cs="仿宋_GB2312"/>
-          <w:sz w:val="32"/>
-          <w:szCs w:val="32"/>
-          <w:lang w:val="en-US" w:eastAsia="zh-CN"/>
-        </w:rPr>
-      </w:pPr>
-      <w:r>
-        <w:rPr>
-          <w:rFonts w:hint="eastAsia" w:ascii="仿宋_GB2312" w:hAnsi="仿宋_GB2312" w:eastAsia="仿宋_GB2312" w:cs="仿宋_GB2312"/>
-          <w:sz w:val="32"/>
-          <w:szCs w:val="32"/>
-          <w:lang w:val="en-US" w:eastAsia="zh-CN"/>
-        </w:rPr>
-        <w:t>4.经责审计公示在“公示内容”中直接导入模版</w:t>
-      </w:r>
-    </w:p>
-    <w:p>
-      <w:pPr>
-        <w:ind w:firstLine="640" w:firstLineChars="200"/>
-        <w:rPr>
-          <w:rFonts w:hint="eastAsia" w:ascii="仿宋_GB2312" w:hAnsi="仿宋_GB2312" w:eastAsia="仿宋_GB2312" w:cs="仿宋_GB2312"/>
-          <w:sz w:val="32"/>
-          <w:szCs w:val="32"/>
-          <w:lang w:val="en-US" w:eastAsia="zh-CN"/>
-        </w:rPr>
-      </w:pPr>
-      <w:r>
-        <w:rPr>
-          <w:rFonts w:hint="eastAsia" w:ascii="仿宋_GB2312" w:hAnsi="仿宋_GB2312" w:eastAsia="仿宋_GB2312" w:cs="仿宋_GB2312"/>
-          <w:sz w:val="32"/>
-          <w:szCs w:val="32"/>
-          <w:lang w:val="en-US" w:eastAsia="zh-CN"/>
-        </w:rPr>
-        <w:t>5.承诺书页在“承诺内容”中直接导入模版</w:t>
-      </w:r>
-    </w:p>
-    <w:p>
-      <w:pPr>
-        <w:ind w:firstLine="640" w:firstLineChars="200"/>
-        <w:rPr>
-          <w:rFonts w:hint="eastAsia" w:ascii="仿宋_GB2312" w:hAnsi="仿宋_GB2312" w:eastAsia="仿宋_GB2312" w:cs="仿宋_GB2312"/>
-          <w:sz w:val="32"/>
-          <w:szCs w:val="32"/>
-          <w:lang w:val="en-US" w:eastAsia="zh-CN"/>
-        </w:rPr>
-      </w:pPr>
-      <w:r>
-        <w:rPr>
-          <w:rFonts w:hint="eastAsia" w:ascii="仿宋_GB2312" w:hAnsi="仿宋_GB2312" w:eastAsia="仿宋_GB2312" w:cs="仿宋_GB2312"/>
-          <w:sz w:val="32"/>
-          <w:szCs w:val="32"/>
-          <w:lang w:val="en-US" w:eastAsia="zh-CN"/>
-        </w:rPr>
-        <w:t>6.调查记录在填完各项内容后自动生成模版表格</w:t>
-      </w:r>
-    </w:p>
-    <w:p>
-      <w:pPr>
-        <w:ind w:firstLine="640" w:firstLineChars="200"/>
-        <w:rPr>
-          <w:rFonts w:hint="eastAsia" w:ascii="仿宋_GB2312" w:hAnsi="仿宋_GB2312" w:eastAsia="仿宋_GB2312" w:cs="仿宋_GB2312"/>
-          <w:sz w:val="32"/>
-          <w:szCs w:val="32"/>
-          <w:lang w:val="en-US" w:eastAsia="zh-CN"/>
-        </w:rPr>
-      </w:pPr>
-      <w:r>
-        <w:rPr>
-          <w:rFonts w:hint="eastAsia" w:ascii="仿宋_GB2312" w:hAnsi="仿宋_GB2312" w:eastAsia="仿宋_GB2312" w:cs="仿宋_GB2312"/>
-          <w:sz w:val="32"/>
-          <w:szCs w:val="32"/>
-          <w:lang w:val="en-US" w:eastAsia="zh-CN"/>
-        </w:rPr>
-        <w:t>7.实施方案页面:项目名称、组长、组员、开始日期从审计通知书对应导入生成。</w:t>
-      </w:r>
-    </w:p>
-    <w:p>
-      <w:pPr>
-        <w:ind w:firstLine="640" w:firstLineChars="200"/>
-        <w:rPr>
-          <w:rFonts w:hint="eastAsia" w:ascii="仿宋_GB2312" w:hAnsi="仿宋_GB2312" w:eastAsia="仿宋_GB2312" w:cs="仿宋_GB2312"/>
-          <w:sz w:val="32"/>
-          <w:szCs w:val="32"/>
-          <w:lang w:val="en-US" w:eastAsia="zh-CN"/>
-        </w:rPr>
-      </w:pPr>
-      <w:r>
-        <w:rPr>
-          <w:rFonts w:hint="eastAsia" w:ascii="仿宋_GB2312" w:hAnsi="仿宋_GB2312" w:eastAsia="仿宋_GB2312" w:cs="仿宋_GB2312"/>
-          <w:sz w:val="32"/>
-          <w:szCs w:val="32"/>
-          <w:lang w:val="en-US" w:eastAsia="zh-CN"/>
-        </w:rPr>
-        <w:t>8.任务清单页面:从审计方案里的审计内容导入</w:t>
-      </w:r>
-    </w:p>
-    <w:p>
-      <w:pPr>
-        <w:ind w:firstLine="640" w:firstLineChars="200"/>
-        <w:rPr>
-          <w:rFonts w:hint="eastAsia" w:ascii="仿宋_GB2312" w:hAnsi="仿宋_GB2312" w:eastAsia="仿宋_GB2312" w:cs="仿宋_GB2312"/>
-          <w:sz w:val="32"/>
-          <w:szCs w:val="32"/>
-          <w:lang w:val="en-US" w:eastAsia="zh-CN"/>
-        </w:rPr>
-      </w:pPr>
-      <w:r>
-        <w:rPr>
-          <w:rFonts w:hint="eastAsia" w:ascii="仿宋_GB2312" w:hAnsi="仿宋_GB2312" w:eastAsia="仿宋_GB2312" w:cs="仿宋_GB2312"/>
-          <w:sz w:val="32"/>
-          <w:szCs w:val="32"/>
-          <w:lang w:val="en-US" w:eastAsia="zh-CN"/>
-        </w:rPr>
-        <w:t>9.谈话记录:直接生成模版</w:t>
-      </w:r>
-    </w:p>
-    <w:p>
-      <w:pPr>
-        <w:ind w:firstLine="640" w:firstLineChars="200"/>
-        <w:rPr>
-          <w:rFonts w:hint="eastAsia" w:ascii="仿宋_GB2312" w:hAnsi="仿宋_GB2312" w:eastAsia="仿宋_GB2312" w:cs="仿宋_GB2312"/>
-          <w:sz w:val="32"/>
-          <w:szCs w:val="32"/>
-          <w:lang w:val="en-US" w:eastAsia="zh-CN"/>
-        </w:rPr>
-      </w:pPr>
-      <w:r>
-        <w:rPr>
-          <w:rFonts w:hint="eastAsia" w:ascii="仿宋_GB2312" w:hAnsi="仿宋_GB2312" w:eastAsia="仿宋_GB2312" w:cs="仿宋_GB2312"/>
-          <w:sz w:val="32"/>
-          <w:szCs w:val="32"/>
-          <w:lang w:val="en-US" w:eastAsia="zh-CN"/>
-        </w:rPr>
-        <w:t>10.取证单中项目名称从审计通知书中导入</w:t>
-      </w:r>
-    </w:p>
-    <w:p>
-      <w:pPr>
-        <w:ind w:firstLine="640" w:firstLineChars="200"/>
-        <w:rPr>
-          <w:rFonts w:hint="default" w:ascii="仿宋_GB2312" w:hAnsi="仿宋_GB2312" w:eastAsia="仿宋_GB2312" w:cs="仿宋_GB2312"/>
-          <w:sz w:val="32"/>
-          <w:szCs w:val="32"/>
-          <w:lang w:val="en-US" w:eastAsia="zh-CN"/>
-        </w:rPr>
-      </w:pPr>
-      <w:r>
-        <w:rPr>
-          <w:rFonts w:hint="eastAsia" w:ascii="仿宋_GB2312" w:hAnsi="仿宋_GB2312" w:eastAsia="仿宋_GB2312" w:cs="仿宋_GB2312"/>
-          <w:sz w:val="32"/>
-          <w:szCs w:val="32"/>
-          <w:lang w:val="en-US" w:eastAsia="zh-CN"/>
-        </w:rPr>
-        <w:t>11.审计底稿的内容从取证单中导入</w:t>
-      </w:r>
-    </w:p>
-    <w:p>
-      <w:pPr>
-        <w:pStyle w:val="3"/>
-        <w:rPr>
-          <w:rFonts w:hint="eastAsia" w:ascii="仿宋_GB2312" w:hAnsi="仿宋_GB2312" w:eastAsia="仿宋_GB2312" w:cs="仿宋_GB2312"/>
-          <w:kern w:val="2"/>
-          <w:sz w:val="32"/>
-          <w:szCs w:val="32"/>
-          <w:lang w:val="en-US" w:eastAsia="zh-CN" w:bidi="ar-SA"/>
-        </w:rPr>
-      </w:pPr>
-    </w:p>
-    <w:p>
-      <w:pPr>
-        <w:rPr>
-          <w:rFonts w:hint="eastAsia"/>
-          <w:lang w:val="en-US" w:eastAsia="zh-CN"/>
-        </w:rPr>
-      </w:pPr>
-    </w:p>
-    <w:p>
-      <w:pPr>
-        <w:ind w:firstLine="640" w:firstLineChars="200"/>
-        <w:rPr>
-          <w:rFonts w:hint="default" w:ascii="仿宋_GB2312" w:hAnsi="仿宋_GB2312" w:eastAsia="仿宋_GB2312" w:cs="仿宋_GB2312"/>
-          <w:kern w:val="2"/>
-          <w:sz w:val="32"/>
-          <w:szCs w:val="32"/>
-          <w:lang w:val="en-US" w:eastAsia="zh-CN" w:bidi="ar-SA"/>
-        </w:rPr>
-      </w:pPr>
     </w:p>
     <w:sectPr>
       <w:pgSz w:w="11906" w:h="16838"/>
